--- a/paper/submission/highlights.docx
+++ b/paper/submission/highlights.docx
@@ -21,7 +21,7 @@
         <w:t xml:space="preserve"> </w:t>
       </w:r>
       <w:r>
-        <w:t xml:space="preserve">• Record-level DP at ε = 8 kept LiRA at chance for a 0.076 to 0.130 accuracy cost</w:t>
+        <w:t xml:space="preserve">• Federated DP at ε = 8 held matched LiRA at chance for 0.076 balanced-accuracy cost</w:t>
       </w:r>
       <w:r>
         <w:t xml:space="preserve"> </w:t>
@@ -33,7 +33,7 @@
         <w:t xml:space="preserve"> </w:t>
       </w:r>
       <w:r>
-        <w:t xml:space="preserve">• Unclipped weight noise at matched utility still exposed training patients</w:t>
+        <w:t xml:space="preserve">• Unclipped weight noise with higher utility still exposed training patients</w:t>
       </w:r>
       <w:r>
         <w:t xml:space="preserve"> </w:t>
